--- a/Dokumentacija/D04_Spec_Zahteva.docx
+++ b/Dokumentacija/D04_Spec_Zahteva.docx
@@ -263,6 +263,12 @@
               </w:rPr>
               <w:t>14.04.2022</w:t>
             </w:r>
+            <w:r>
+              <w:rPr>
+                <w:lang w:val="sr-Latn-CS"/>
+              </w:rPr>
+              <w:t>.</w:t>
+            </w:r>
           </w:p>
         </w:tc>
         <w:tc>
@@ -339,6 +345,12 @@
                 <w:lang w:val="sr-Latn-CS"/>
               </w:rPr>
             </w:pPr>
+            <w:r>
+              <w:rPr>
+                <w:lang w:val="sr-Latn-CS"/>
+              </w:rPr>
+              <w:t>13.05.2022.</w:t>
+            </w:r>
           </w:p>
         </w:tc>
         <w:tc>
@@ -352,6 +364,12 @@
                 <w:lang w:val="sr-Latn-CS"/>
               </w:rPr>
             </w:pPr>
+            <w:r>
+              <w:rPr>
+                <w:lang w:val="sr-Latn-CS"/>
+              </w:rPr>
+              <w:t>2.0</w:t>
+            </w:r>
           </w:p>
         </w:tc>
         <w:tc>
@@ -365,6 +383,12 @@
                 <w:lang w:val="sr-Latn-CS"/>
               </w:rPr>
             </w:pPr>
+            <w:r>
+              <w:rPr>
+                <w:lang w:val="sr-Latn-CS"/>
+              </w:rPr>
+              <w:t>Izmenjena verzija</w:t>
+            </w:r>
           </w:p>
         </w:tc>
         <w:tc>
@@ -378,6 +402,14 @@
                 <w:lang w:val="sr-Latn-CS"/>
               </w:rPr>
             </w:pPr>
+            <w:r>
+              <w:rPr>
+                <w:lang w:val="sr-Latn-CS"/>
+              </w:rPr>
+              <w:t>Nikola Jovanović, Pavle Živanović, Andrija Ivković, Jovana Stojković</w:t>
+            </w:r>
+            <w:bookmarkStart w:id="0" w:name="_GoBack"/>
+            <w:bookmarkEnd w:id="0"/>
           </w:p>
         </w:tc>
       </w:tr>
@@ -2817,23 +2849,7 @@
         <w:ind w:left="450"/>
       </w:pPr>
       <w:r>
-        <w:t xml:space="preserve">6.20        </w:t>
-      </w:r>
-      <w:proofErr w:type="spellStart"/>
-      <w:r>
-        <w:t>Pregled</w:t>
-      </w:r>
-      <w:proofErr w:type="spellEnd"/>
-      <w:r>
-        <w:t xml:space="preserve"> </w:t>
-      </w:r>
-      <w:proofErr w:type="spellStart"/>
-      <w:r>
-        <w:t>ucinka</w:t>
-      </w:r>
-      <w:proofErr w:type="spellEnd"/>
-      <w:r>
-        <w:t xml:space="preserve">                                                                                                                                       16</w:t>
+        <w:t>6.20        Pregled ucinka                                                                                                                                       16</w:t>
       </w:r>
     </w:p>
     <w:p>
@@ -2841,35 +2857,7 @@
         <w:ind w:left="450"/>
       </w:pPr>
       <w:r>
-        <w:t>6.2</w:t>
-      </w:r>
-      <w:r>
-        <w:t>1</w:t>
-      </w:r>
-      <w:r>
-        <w:t xml:space="preserve">        </w:t>
-      </w:r>
-      <w:proofErr w:type="spellStart"/>
-      <w:r>
-        <w:t>Opis</w:t>
-      </w:r>
-      <w:proofErr w:type="spellEnd"/>
-      <w:r>
-        <w:t xml:space="preserve"> </w:t>
-      </w:r>
-      <w:proofErr w:type="spellStart"/>
-      <w:r>
-        <w:t>projekta</w:t>
-      </w:r>
-      <w:proofErr w:type="spellEnd"/>
-      <w:r>
-        <w:t xml:space="preserve">                                                                                                                                      </w:t>
-      </w:r>
-      <w:r>
-        <w:t xml:space="preserve">   1</w:t>
-      </w:r>
-      <w:r>
-        <w:t>6</w:t>
+        <w:t>6.21        Opis projekta                                                                                                                                         16</w:t>
       </w:r>
     </w:p>
     <w:p>
@@ -2877,40 +2865,7 @@
         <w:ind w:left="450"/>
       </w:pPr>
       <w:r>
-        <w:t>6.2</w:t>
-      </w:r>
-      <w:r>
-        <w:t>2</w:t>
-      </w:r>
-      <w:r>
-        <w:t xml:space="preserve">        </w:t>
-      </w:r>
-      <w:proofErr w:type="spellStart"/>
-      <w:r>
-        <w:t>Pregled</w:t>
-      </w:r>
-      <w:proofErr w:type="spellEnd"/>
-      <w:r>
-        <w:t xml:space="preserve"> </w:t>
-      </w:r>
-      <w:proofErr w:type="spellStart"/>
-      <w:r>
-        <w:t>liste</w:t>
-      </w:r>
-      <w:proofErr w:type="spellEnd"/>
-      <w:r>
-        <w:t xml:space="preserve"> </w:t>
-      </w:r>
-      <w:proofErr w:type="spellStart"/>
-      <w:r>
-        <w:t>projekata</w:t>
-      </w:r>
-      <w:proofErr w:type="spellEnd"/>
-      <w:r>
-        <w:t xml:space="preserve">                                                                                                                           1</w:t>
-      </w:r>
-      <w:r>
-        <w:t>7</w:t>
+        <w:t>6.22        Pregled liste projekata                                                                                                                           17</w:t>
       </w:r>
     </w:p>
     <w:p>
@@ -3345,8 +3300,6 @@
         </w:rPr>
         <w:tab/>
       </w:r>
-      <w:bookmarkStart w:id="0" w:name="_GoBack"/>
-      <w:bookmarkEnd w:id="0"/>
       <w:r>
         <w:rPr>
           <w:noProof/>
@@ -3944,7 +3897,19 @@
         <w:rPr>
           <w:lang w:val="sr-Latn-CS"/>
         </w:rPr>
-        <w:t xml:space="preserve"> portala prikazan je na sledećoj slici:</w:t>
+        <w:t xml:space="preserve"> </w:t>
+      </w:r>
+      <w:r>
+        <w:rPr>
+          <w:lang w:val="sr-Latn-CS"/>
+        </w:rPr>
+        <w:t>aplikacije</w:t>
+      </w:r>
+      <w:r>
+        <w:rPr>
+          <w:lang w:val="sr-Latn-CS"/>
+        </w:rPr>
+        <w:t xml:space="preserve"> prikazan je na sledećoj slici:</w:t>
       </w:r>
     </w:p>
     <w:p>
@@ -12425,16 +12390,31 @@
             </w:rPr>
             <w:t xml:space="preserve"> od </w:t>
           </w:r>
-          <w:fldSimple w:instr=" NUMPAGES  \* MERGEFORMAT ">
-            <w:r>
-              <w:rPr>
-                <w:rStyle w:val="PageNumber"/>
-                <w:noProof/>
-                <w:lang w:val="sr-Latn-CS"/>
-              </w:rPr>
-              <w:t>19</w:t>
-            </w:r>
-          </w:fldSimple>
+          <w:r>
+            <w:fldChar w:fldCharType="begin"/>
+          </w:r>
+          <w:r>
+            <w:instrText xml:space="preserve"> NUMPAGES  \* MERGEFORMAT </w:instrText>
+          </w:r>
+          <w:r>
+            <w:fldChar w:fldCharType="separate"/>
+          </w:r>
+          <w:r>
+            <w:rPr>
+              <w:rStyle w:val="PageNumber"/>
+              <w:noProof/>
+              <w:lang w:val="sr-Latn-CS"/>
+            </w:rPr>
+            <w:t>19</w:t>
+          </w:r>
+          <w:r>
+            <w:rPr>
+              <w:rStyle w:val="PageNumber"/>
+              <w:noProof/>
+              <w:lang w:val="sr-Latn-CS"/>
+            </w:rPr>
+            <w:fldChar w:fldCharType="end"/>
+          </w:r>
         </w:p>
       </w:tc>
     </w:tr>
@@ -17222,6 +17202,7 @@
     <w:lsdException w:name="HTML Sample" w:semiHidden="1" w:unhideWhenUsed="1"/>
     <w:lsdException w:name="HTML Typewriter" w:semiHidden="1" w:unhideWhenUsed="1"/>
     <w:lsdException w:name="HTML Variable" w:semiHidden="1" w:unhideWhenUsed="1"/>
+    <w:lsdException w:name="Normal Table" w:semiHidden="1" w:unhideWhenUsed="1"/>
     <w:lsdException w:name="annotation subject" w:semiHidden="1" w:unhideWhenUsed="1"/>
     <w:lsdException w:name="No List" w:semiHidden="1" w:unhideWhenUsed="1"/>
     <w:lsdException w:name="Outline List 1" w:semiHidden="1" w:unhideWhenUsed="1"/>
@@ -17268,7 +17249,9 @@
     <w:lsdException w:name="Table Subtle 2" w:semiHidden="1" w:unhideWhenUsed="1"/>
     <w:lsdException w:name="Table Web 1" w:semiHidden="1" w:unhideWhenUsed="1"/>
     <w:lsdException w:name="Table Web 2" w:semiHidden="1" w:unhideWhenUsed="1"/>
+    <w:lsdException w:name="Table Web 3" w:semiHidden="1" w:unhideWhenUsed="1"/>
     <w:lsdException w:name="Balloon Text" w:semiHidden="1" w:unhideWhenUsed="1"/>
+    <w:lsdException w:name="Table Theme" w:semiHidden="1" w:unhideWhenUsed="1"/>
     <w:lsdException w:name="Placeholder Text" w:semiHidden="1" w:uiPriority="99"/>
     <w:lsdException w:name="No Spacing" w:uiPriority="1" w:qFormat="1"/>
     <w:lsdException w:name="Light Shading" w:uiPriority="60"/>
